--- a/智能实验室系统数据库结构说明.docx
+++ b/智能实验室系统数据库结构说明.docx
@@ -1073,7 +1073,7 @@
           </w:tblCellMar>
         </w:tblPrEx>
         <w:trPr>
-          <w:trHeight w:val="3588" w:hRule="atLeast"/>
+          <w:trHeight w:val="633" w:hRule="atLeast"/>
         </w:trPr>
         <w:tc>
           <w:tcPr>
@@ -1088,7 +1088,7 @@
           <w:p>
             <w:pPr>
               <w:rPr>
-                <w:rFonts w:hint="default"/>
+                <w:rFonts w:hint="eastAsia"/>
                 <w:vertAlign w:val="baseline"/>
                 <w:lang w:val="en-US" w:eastAsia="zh-CN"/>
               </w:rPr>
@@ -1101,168 +1101,6 @@
               </w:rPr>
               <w:t>V1.4</w:t>
             </w:r>
-          </w:p>
-          <w:p>
-            <w:pPr>
-              <w:rPr>
-                <w:rFonts w:hint="eastAsia"/>
-                <w:vertAlign w:val="baseline"/>
-                <w:lang w:val="en-US" w:eastAsia="zh-CN"/>
-              </w:rPr>
-            </w:pPr>
-          </w:p>
-          <w:p>
-            <w:pPr>
-              <w:rPr>
-                <w:rFonts w:hint="eastAsia"/>
-                <w:vertAlign w:val="baseline"/>
-                <w:lang w:val="en-US" w:eastAsia="zh-CN"/>
-              </w:rPr>
-            </w:pPr>
-          </w:p>
-          <w:p>
-            <w:pPr>
-              <w:rPr>
-                <w:rFonts w:hint="eastAsia"/>
-                <w:vertAlign w:val="baseline"/>
-                <w:lang w:val="en-US" w:eastAsia="zh-CN"/>
-              </w:rPr>
-            </w:pPr>
-          </w:p>
-          <w:p>
-            <w:pPr>
-              <w:rPr>
-                <w:rFonts w:hint="eastAsia"/>
-                <w:vertAlign w:val="baseline"/>
-                <w:lang w:val="en-US" w:eastAsia="zh-CN"/>
-              </w:rPr>
-            </w:pPr>
-          </w:p>
-          <w:p>
-            <w:pPr>
-              <w:rPr>
-                <w:rFonts w:hint="eastAsia"/>
-                <w:vertAlign w:val="baseline"/>
-                <w:lang w:val="en-US" w:eastAsia="zh-CN"/>
-              </w:rPr>
-            </w:pPr>
-          </w:p>
-          <w:p>
-            <w:pPr>
-              <w:rPr>
-                <w:rFonts w:hint="eastAsia"/>
-                <w:vertAlign w:val="baseline"/>
-                <w:lang w:val="en-US" w:eastAsia="zh-CN"/>
-              </w:rPr>
-            </w:pPr>
-          </w:p>
-          <w:p>
-            <w:pPr>
-              <w:rPr>
-                <w:rFonts w:hint="eastAsia"/>
-                <w:vertAlign w:val="baseline"/>
-                <w:lang w:val="en-US" w:eastAsia="zh-CN"/>
-              </w:rPr>
-            </w:pPr>
-          </w:p>
-          <w:p>
-            <w:pPr>
-              <w:rPr>
-                <w:rFonts w:hint="eastAsia"/>
-                <w:vertAlign w:val="baseline"/>
-                <w:lang w:val="en-US" w:eastAsia="zh-CN"/>
-              </w:rPr>
-            </w:pPr>
-          </w:p>
-          <w:p>
-            <w:pPr>
-              <w:rPr>
-                <w:rFonts w:hint="eastAsia"/>
-                <w:vertAlign w:val="baseline"/>
-                <w:lang w:val="en-US" w:eastAsia="zh-CN"/>
-              </w:rPr>
-            </w:pPr>
-          </w:p>
-          <w:p>
-            <w:pPr>
-              <w:rPr>
-                <w:rFonts w:hint="eastAsia"/>
-                <w:vertAlign w:val="baseline"/>
-                <w:lang w:val="en-US" w:eastAsia="zh-CN"/>
-              </w:rPr>
-            </w:pPr>
-          </w:p>
-          <w:p>
-            <w:pPr>
-              <w:rPr>
-                <w:rFonts w:hint="eastAsia"/>
-                <w:vertAlign w:val="baseline"/>
-                <w:lang w:val="en-US" w:eastAsia="zh-CN"/>
-              </w:rPr>
-            </w:pPr>
-          </w:p>
-          <w:p>
-            <w:pPr>
-              <w:rPr>
-                <w:rFonts w:hint="eastAsia"/>
-                <w:vertAlign w:val="baseline"/>
-                <w:lang w:val="en-US" w:eastAsia="zh-CN"/>
-              </w:rPr>
-            </w:pPr>
-          </w:p>
-          <w:p>
-            <w:pPr>
-              <w:rPr>
-                <w:rFonts w:hint="eastAsia"/>
-                <w:vertAlign w:val="baseline"/>
-                <w:lang w:val="en-US" w:eastAsia="zh-CN"/>
-              </w:rPr>
-            </w:pPr>
-          </w:p>
-          <w:p>
-            <w:pPr>
-              <w:rPr>
-                <w:rFonts w:hint="eastAsia"/>
-                <w:vertAlign w:val="baseline"/>
-                <w:lang w:val="en-US" w:eastAsia="zh-CN"/>
-              </w:rPr>
-            </w:pPr>
-          </w:p>
-          <w:p>
-            <w:pPr>
-              <w:rPr>
-                <w:rFonts w:hint="eastAsia"/>
-                <w:vertAlign w:val="baseline"/>
-                <w:lang w:val="en-US" w:eastAsia="zh-CN"/>
-              </w:rPr>
-            </w:pPr>
-          </w:p>
-          <w:p>
-            <w:pPr>
-              <w:rPr>
-                <w:rFonts w:hint="eastAsia"/>
-                <w:vertAlign w:val="baseline"/>
-                <w:lang w:val="en-US" w:eastAsia="zh-CN"/>
-              </w:rPr>
-            </w:pPr>
-          </w:p>
-          <w:p>
-            <w:pPr>
-              <w:rPr>
-                <w:rFonts w:hint="eastAsia"/>
-                <w:vertAlign w:val="baseline"/>
-                <w:lang w:val="en-US" w:eastAsia="zh-CN"/>
-              </w:rPr>
-            </w:pPr>
-          </w:p>
-          <w:p>
-            <w:pPr>
-              <w:rPr>
-                <w:rFonts w:hint="eastAsia"/>
-                <w:vertAlign w:val="baseline"/>
-                <w:lang w:val="en-US" w:eastAsia="zh-CN"/>
-              </w:rPr>
-            </w:pPr>
           </w:p>
         </w:tc>
         <w:tc>
@@ -1278,7 +1116,7 @@
           <w:p>
             <w:pPr>
               <w:rPr>
-                <w:rFonts w:hint="default"/>
+                <w:rFonts w:hint="eastAsia"/>
                 <w:vertAlign w:val="baseline"/>
                 <w:lang w:val="en-US" w:eastAsia="zh-CN"/>
               </w:rPr>
@@ -1357,7 +1195,7 @@
           <w:p>
             <w:pPr>
               <w:rPr>
-                <w:rFonts w:hint="default"/>
+                <w:rFonts w:hint="eastAsia"/>
                 <w:vertAlign w:val="baseline"/>
                 <w:lang w:val="en-US" w:eastAsia="zh-CN"/>
               </w:rPr>
@@ -1371,14 +1209,264 @@
               <w:t>加入2.3流程信息表</w:t>
             </w:r>
           </w:p>
-          <w:p>
-            <w:pPr>
-              <w:rPr>
-                <w:rFonts w:hint="eastAsia"/>
-                <w:vertAlign w:val="baseline"/>
-                <w:lang w:val="en-US" w:eastAsia="zh-CN"/>
-              </w:rPr>
-            </w:pPr>
+        </w:tc>
+      </w:tr>
+      <w:tr>
+        <w:tblPrEx>
+          <w:tblBorders>
+            <w:top w:val="none" w:color="auto" w:sz="0" w:space="0"/>
+            <w:left w:val="single" w:color="auto" w:sz="4" w:space="0"/>
+            <w:bottom w:val="none" w:color="auto" w:sz="0" w:space="0"/>
+            <w:right w:val="single" w:color="auto" w:sz="4" w:space="0"/>
+            <w:insideH w:val="single" w:color="auto" w:sz="4" w:space="0"/>
+            <w:insideV w:val="single" w:color="auto" w:sz="4" w:space="0"/>
+          </w:tblBorders>
+          <w:tblCellMar>
+            <w:top w:w="0" w:type="dxa"/>
+            <w:left w:w="108" w:type="dxa"/>
+            <w:bottom w:w="0" w:type="dxa"/>
+            <w:right w:w="108" w:type="dxa"/>
+          </w:tblCellMar>
+        </w:tblPrEx>
+        <w:trPr>
+          <w:trHeight w:val="3588" w:hRule="atLeast"/>
+        </w:trPr>
+        <w:tc>
+          <w:tcPr>
+            <w:tcW w:w="2840" w:type="dxa"/>
+            <w:tcBorders>
+              <w:tl2br w:val="nil"/>
+              <w:tr2bl w:val="nil"/>
+            </w:tcBorders>
+            <w:shd w:val="clear" w:color="auto" w:fill="auto"/>
+            <w:vAlign w:val="top"/>
+          </w:tcPr>
+          <w:p>
+            <w:pPr>
+              <w:rPr>
+                <w:rFonts w:hint="default"/>
+                <w:vertAlign w:val="baseline"/>
+                <w:lang w:val="en-US" w:eastAsia="zh-CN"/>
+              </w:rPr>
+            </w:pPr>
+            <w:r>
+              <w:rPr>
+                <w:rFonts w:hint="eastAsia"/>
+                <w:vertAlign w:val="baseline"/>
+                <w:lang w:val="en-US" w:eastAsia="zh-CN"/>
+              </w:rPr>
+              <w:t>V1.5</w:t>
+            </w:r>
+          </w:p>
+          <w:p>
+            <w:pPr>
+              <w:rPr>
+                <w:rFonts w:hint="eastAsia"/>
+                <w:vertAlign w:val="baseline"/>
+                <w:lang w:val="en-US" w:eastAsia="zh-CN"/>
+              </w:rPr>
+            </w:pPr>
+          </w:p>
+          <w:p>
+            <w:pPr>
+              <w:rPr>
+                <w:rFonts w:hint="eastAsia"/>
+                <w:vertAlign w:val="baseline"/>
+                <w:lang w:val="en-US" w:eastAsia="zh-CN"/>
+              </w:rPr>
+            </w:pPr>
+          </w:p>
+          <w:p>
+            <w:pPr>
+              <w:rPr>
+                <w:rFonts w:hint="eastAsia"/>
+                <w:vertAlign w:val="baseline"/>
+                <w:lang w:val="en-US" w:eastAsia="zh-CN"/>
+              </w:rPr>
+            </w:pPr>
+          </w:p>
+          <w:p>
+            <w:pPr>
+              <w:rPr>
+                <w:rFonts w:hint="eastAsia"/>
+                <w:vertAlign w:val="baseline"/>
+                <w:lang w:val="en-US" w:eastAsia="zh-CN"/>
+              </w:rPr>
+            </w:pPr>
+          </w:p>
+          <w:p>
+            <w:pPr>
+              <w:rPr>
+                <w:rFonts w:hint="eastAsia"/>
+                <w:vertAlign w:val="baseline"/>
+                <w:lang w:val="en-US" w:eastAsia="zh-CN"/>
+              </w:rPr>
+            </w:pPr>
+          </w:p>
+          <w:p>
+            <w:pPr>
+              <w:rPr>
+                <w:rFonts w:hint="eastAsia"/>
+                <w:vertAlign w:val="baseline"/>
+                <w:lang w:val="en-US" w:eastAsia="zh-CN"/>
+              </w:rPr>
+            </w:pPr>
+          </w:p>
+          <w:p>
+            <w:pPr>
+              <w:rPr>
+                <w:rFonts w:hint="eastAsia"/>
+                <w:vertAlign w:val="baseline"/>
+                <w:lang w:val="en-US" w:eastAsia="zh-CN"/>
+              </w:rPr>
+            </w:pPr>
+          </w:p>
+          <w:p>
+            <w:pPr>
+              <w:rPr>
+                <w:rFonts w:hint="eastAsia"/>
+                <w:vertAlign w:val="baseline"/>
+                <w:lang w:val="en-US" w:eastAsia="zh-CN"/>
+              </w:rPr>
+            </w:pPr>
+          </w:p>
+          <w:p>
+            <w:pPr>
+              <w:rPr>
+                <w:rFonts w:hint="eastAsia"/>
+                <w:vertAlign w:val="baseline"/>
+                <w:lang w:val="en-US" w:eastAsia="zh-CN"/>
+              </w:rPr>
+            </w:pPr>
+          </w:p>
+          <w:p>
+            <w:pPr>
+              <w:rPr>
+                <w:rFonts w:hint="eastAsia"/>
+                <w:vertAlign w:val="baseline"/>
+                <w:lang w:val="en-US" w:eastAsia="zh-CN"/>
+              </w:rPr>
+            </w:pPr>
+          </w:p>
+          <w:p>
+            <w:pPr>
+              <w:rPr>
+                <w:rFonts w:hint="eastAsia"/>
+                <w:vertAlign w:val="baseline"/>
+                <w:lang w:val="en-US" w:eastAsia="zh-CN"/>
+              </w:rPr>
+            </w:pPr>
+          </w:p>
+          <w:p>
+            <w:pPr>
+              <w:rPr>
+                <w:rFonts w:hint="eastAsia"/>
+                <w:vertAlign w:val="baseline"/>
+                <w:lang w:val="en-US" w:eastAsia="zh-CN"/>
+              </w:rPr>
+            </w:pPr>
+          </w:p>
+          <w:p>
+            <w:pPr>
+              <w:rPr>
+                <w:rFonts w:hint="eastAsia"/>
+                <w:vertAlign w:val="baseline"/>
+                <w:lang w:val="en-US" w:eastAsia="zh-CN"/>
+              </w:rPr>
+            </w:pPr>
+          </w:p>
+          <w:p>
+            <w:pPr>
+              <w:rPr>
+                <w:rFonts w:hint="eastAsia"/>
+                <w:vertAlign w:val="baseline"/>
+                <w:lang w:val="en-US" w:eastAsia="zh-CN"/>
+              </w:rPr>
+            </w:pPr>
+          </w:p>
+          <w:p>
+            <w:pPr>
+              <w:rPr>
+                <w:rFonts w:hint="eastAsia"/>
+                <w:vertAlign w:val="baseline"/>
+                <w:lang w:val="en-US" w:eastAsia="zh-CN"/>
+              </w:rPr>
+            </w:pPr>
+          </w:p>
+          <w:p>
+            <w:pPr>
+              <w:rPr>
+                <w:rFonts w:hint="eastAsia"/>
+                <w:vertAlign w:val="baseline"/>
+                <w:lang w:val="en-US" w:eastAsia="zh-CN"/>
+              </w:rPr>
+            </w:pPr>
+          </w:p>
+        </w:tc>
+        <w:tc>
+          <w:tcPr>
+            <w:tcW w:w="2841" w:type="dxa"/>
+            <w:tcBorders>
+              <w:tl2br w:val="nil"/>
+              <w:tr2bl w:val="nil"/>
+            </w:tcBorders>
+            <w:shd w:val="clear" w:color="auto" w:fill="auto"/>
+            <w:vAlign w:val="top"/>
+          </w:tcPr>
+          <w:p>
+            <w:pPr>
+              <w:rPr>
+                <w:rFonts w:hint="default"/>
+                <w:vertAlign w:val="baseline"/>
+                <w:lang w:val="en-US" w:eastAsia="zh-CN"/>
+              </w:rPr>
+            </w:pPr>
+            <w:r>
+              <w:rPr>
+                <w:rFonts w:hint="eastAsia"/>
+                <w:vertAlign w:val="baseline"/>
+                <w:lang w:val="en-US" w:eastAsia="zh-CN"/>
+              </w:rPr>
+              <w:t>2026-06</w:t>
+            </w:r>
+          </w:p>
+        </w:tc>
+        <w:tc>
+          <w:tcPr>
+            <w:tcW w:w="2841" w:type="dxa"/>
+            <w:tcBorders>
+              <w:tl2br w:val="nil"/>
+              <w:tr2bl w:val="nil"/>
+            </w:tcBorders>
+            <w:shd w:val="clear" w:color="auto" w:fill="auto"/>
+            <w:vAlign w:val="top"/>
+          </w:tcPr>
+          <w:p>
+            <w:pPr>
+              <w:rPr>
+                <w:rFonts w:hint="default"/>
+                <w:vertAlign w:val="baseline"/>
+                <w:lang w:val="en-US" w:eastAsia="zh-CN"/>
+              </w:rPr>
+            </w:pPr>
+            <w:r>
+              <w:rPr>
+                <w:rFonts w:hint="eastAsia"/>
+                <w:vertAlign w:val="baseline"/>
+                <w:lang w:val="en-US" w:eastAsia="zh-CN"/>
+              </w:rPr>
+              <w:t>重构</w:t>
+            </w:r>
+            <w:bookmarkStart w:id="0" w:name="_GoBack"/>
+            <w:bookmarkEnd w:id="0"/>
+            <w:r>
+              <w:rPr>
+                <w:rFonts w:hint="eastAsia"/>
+                <w:vertAlign w:val="baseline"/>
+                <w:lang w:val="en-US" w:eastAsia="zh-CN"/>
+              </w:rPr>
+              <w:t>整个数据库表设计</w:t>
+            </w:r>
           </w:p>
         </w:tc>
       </w:tr>
@@ -1441,8 +1529,6 @@
           <w:lang w:val="en-US" w:eastAsia="zh-CN"/>
         </w:rPr>
       </w:pPr>
-      <w:bookmarkStart w:id="0" w:name="_GoBack"/>
-      <w:bookmarkEnd w:id="0"/>
       <w:r>
         <w:rPr>
           <w:rFonts w:hint="eastAsia"/>
@@ -15426,6 +15512,12 @@
           <w:lang w:val="en-US" w:eastAsia="zh-CN"/>
         </w:rPr>
         <w:tab/>
+      </w:r>
+      <w:r>
+        <w:rPr>
+          <w:rFonts w:hint="eastAsia"/>
+          <w:lang w:val="en-US" w:eastAsia="zh-CN"/>
+        </w:rPr>
         <w:t>Adapter索引表</w:t>
       </w:r>
     </w:p>
@@ -15467,6 +15559,12 @@
             <w:insideH w:val="single" w:color="auto" w:sz="4" w:space="0"/>
             <w:insideV w:val="single" w:color="auto" w:sz="4" w:space="0"/>
           </w:tblBorders>
+          <w:tblCellMar>
+            <w:top w:w="0" w:type="dxa"/>
+            <w:left w:w="108" w:type="dxa"/>
+            <w:bottom w:w="0" w:type="dxa"/>
+            <w:right w:w="108" w:type="dxa"/>
+          </w:tblCellMar>
         </w:tblPrEx>
         <w:tc>
           <w:tcPr>
@@ -32565,6 +32663,14 @@
       </w:tblGrid>
       <w:tr>
         <w:tblPrEx>
+          <w:tblBorders>
+            <w:top w:val="single" w:color="auto" w:sz="4" w:space="0"/>
+            <w:left w:val="single" w:color="auto" w:sz="4" w:space="0"/>
+            <w:bottom w:val="single" w:color="auto" w:sz="4" w:space="0"/>
+            <w:right w:val="single" w:color="auto" w:sz="4" w:space="0"/>
+            <w:insideH w:val="single" w:color="auto" w:sz="4" w:space="0"/>
+            <w:insideV w:val="single" w:color="auto" w:sz="4" w:space="0"/>
+          </w:tblBorders>
           <w:tblCellMar>
             <w:top w:w="0" w:type="dxa"/>
             <w:left w:w="108" w:type="dxa"/>
@@ -35356,14 +35462,6 @@
       </w:tblGrid>
       <w:tr>
         <w:tblPrEx>
-          <w:tblBorders>
-            <w:top w:val="single" w:color="auto" w:sz="4" w:space="0"/>
-            <w:left w:val="single" w:color="auto" w:sz="4" w:space="0"/>
-            <w:bottom w:val="single" w:color="auto" w:sz="4" w:space="0"/>
-            <w:right w:val="single" w:color="auto" w:sz="4" w:space="0"/>
-            <w:insideH w:val="single" w:color="auto" w:sz="4" w:space="0"/>
-            <w:insideV w:val="single" w:color="auto" w:sz="4" w:space="0"/>
-          </w:tblBorders>
           <w:tblCellMar>
             <w:top w:w="0" w:type="dxa"/>
             <w:left w:w="108" w:type="dxa"/>
@@ -37904,6 +38002,12 @@
             <w:insideH w:val="single" w:color="auto" w:sz="4" w:space="0"/>
             <w:insideV w:val="single" w:color="auto" w:sz="4" w:space="0"/>
           </w:tblBorders>
+          <w:tblCellMar>
+            <w:top w:w="0" w:type="dxa"/>
+            <w:left w:w="108" w:type="dxa"/>
+            <w:bottom w:w="0" w:type="dxa"/>
+            <w:right w:w="108" w:type="dxa"/>
+          </w:tblCellMar>
         </w:tblPrEx>
         <w:tc>
           <w:tcPr>
@@ -37926,125 +38030,6 @@
                 <w:lang w:val="en-US" w:eastAsia="zh-CN"/>
               </w:rPr>
               <w:t>执行日志表(EXECUTION_LOG)</w:t>
-            </w:r>
-          </w:p>
-        </w:tc>
-      </w:tr>
-      <w:tr>
-        <w:tblPrEx>
-          <w:tblBorders>
-            <w:top w:val="single" w:color="auto" w:sz="4" w:space="0"/>
-            <w:left w:val="single" w:color="auto" w:sz="4" w:space="0"/>
-            <w:bottom w:val="single" w:color="auto" w:sz="4" w:space="0"/>
-            <w:right w:val="single" w:color="auto" w:sz="4" w:space="0"/>
-            <w:insideH w:val="single" w:color="auto" w:sz="4" w:space="0"/>
-            <w:insideV w:val="single" w:color="auto" w:sz="4" w:space="0"/>
-          </w:tblBorders>
-        </w:tblPrEx>
-        <w:tc>
-          <w:tcPr>
-            <w:tcW w:w="872" w:type="dxa"/>
-          </w:tcPr>
-          <w:p>
-            <w:pPr>
-              <w:jc w:val="center"/>
-              <w:rPr>
-                <w:rFonts w:hint="eastAsia"/>
-                <w:vertAlign w:val="baseline"/>
-                <w:lang w:val="en-US" w:eastAsia="zh-CN"/>
-              </w:rPr>
-            </w:pPr>
-          </w:p>
-        </w:tc>
-        <w:tc>
-          <w:tcPr>
-            <w:tcW w:w="2470" w:type="dxa"/>
-          </w:tcPr>
-          <w:p>
-            <w:pPr>
-              <w:jc w:val="center"/>
-              <w:rPr>
-                <w:rFonts w:hint="default"/>
-                <w:vertAlign w:val="baseline"/>
-                <w:lang w:val="en-US" w:eastAsia="zh-CN"/>
-              </w:rPr>
-            </w:pPr>
-            <w:r>
-              <w:rPr>
-                <w:rFonts w:hint="eastAsia"/>
-                <w:vertAlign w:val="baseline"/>
-                <w:lang w:val="en-US" w:eastAsia="zh-CN"/>
-              </w:rPr>
-              <w:t>数据段名</w:t>
-            </w:r>
-          </w:p>
-        </w:tc>
-        <w:tc>
-          <w:tcPr>
-            <w:tcW w:w="1140" w:type="dxa"/>
-          </w:tcPr>
-          <w:p>
-            <w:pPr>
-              <w:jc w:val="center"/>
-              <w:rPr>
-                <w:rFonts w:hint="default"/>
-                <w:vertAlign w:val="baseline"/>
-                <w:lang w:val="en-US" w:eastAsia="zh-CN"/>
-              </w:rPr>
-            </w:pPr>
-            <w:r>
-              <w:rPr>
-                <w:rFonts w:hint="eastAsia"/>
-                <w:vertAlign w:val="baseline"/>
-                <w:lang w:val="en-US" w:eastAsia="zh-CN"/>
-              </w:rPr>
-              <w:t>类型</w:t>
-            </w:r>
-          </w:p>
-        </w:tc>
-        <w:tc>
-          <w:tcPr>
-            <w:tcW w:w="710" w:type="dxa"/>
-          </w:tcPr>
-          <w:p>
-            <w:pPr>
-              <w:jc w:val="center"/>
-              <w:rPr>
-                <w:rFonts w:hint="default"/>
-                <w:vertAlign w:val="baseline"/>
-                <w:lang w:val="en-US" w:eastAsia="zh-CN"/>
-              </w:rPr>
-            </w:pPr>
-            <w:r>
-              <w:rPr>
-                <w:rFonts w:hint="eastAsia"/>
-                <w:vertAlign w:val="baseline"/>
-                <w:lang w:val="en-US" w:eastAsia="zh-CN"/>
-              </w:rPr>
-              <w:t>长度</w:t>
-            </w:r>
-          </w:p>
-        </w:tc>
-        <w:tc>
-          <w:tcPr>
-            <w:tcW w:w="3330" w:type="dxa"/>
-          </w:tcPr>
-          <w:p>
-            <w:pPr>
-              <w:jc w:val="center"/>
-              <w:rPr>
-                <w:rFonts w:hint="default"/>
-                <w:vertAlign w:val="baseline"/>
-                <w:lang w:val="en-US" w:eastAsia="zh-CN"/>
-              </w:rPr>
-            </w:pPr>
-            <w:r>
-              <w:rPr>
-                <w:rFonts w:hint="eastAsia"/>
-                <w:vertAlign w:val="baseline"/>
-                <w:lang w:val="en-US" w:eastAsia="zh-CN"/>
-              </w:rPr>
-              <w:t>说明</w:t>
             </w:r>
           </w:p>
         </w:tc>
@@ -38074,19 +38059,11 @@
             <w:pPr>
               <w:jc w:val="center"/>
               <w:rPr>
-                <w:rFonts w:hint="default"/>
-                <w:vertAlign w:val="baseline"/>
-                <w:lang w:val="en-US" w:eastAsia="zh-CN"/>
-              </w:rPr>
-            </w:pPr>
-            <w:r>
-              <w:rPr>
-                <w:rFonts w:hint="eastAsia"/>
-                <w:vertAlign w:val="baseline"/>
-                <w:lang w:val="en-US" w:eastAsia="zh-CN"/>
-              </w:rPr>
-              <w:t>1</w:t>
-            </w:r>
+                <w:rFonts w:hint="eastAsia"/>
+                <w:vertAlign w:val="baseline"/>
+                <w:lang w:val="en-US" w:eastAsia="zh-CN"/>
+              </w:rPr>
+            </w:pPr>
           </w:p>
         </w:tc>
         <w:tc>
@@ -38098,19 +38075,17 @@
               <w:jc w:val="center"/>
               <w:rPr>
                 <w:rFonts w:hint="default"/>
-                <w:color w:val="FF0000"/>
-                <w:vertAlign w:val="baseline"/>
-                <w:lang w:val="en-US" w:eastAsia="zh-CN"/>
-              </w:rPr>
-            </w:pPr>
-            <w:r>
-              <w:rPr>
-                <w:rFonts w:hint="eastAsia"/>
-                <w:color w:val="FF0000"/>
-                <w:vertAlign w:val="baseline"/>
-                <w:lang w:val="en-US" w:eastAsia="zh-CN"/>
-              </w:rPr>
-              <w:t>ID</w:t>
+                <w:vertAlign w:val="baseline"/>
+                <w:lang w:val="en-US" w:eastAsia="zh-CN"/>
+              </w:rPr>
+            </w:pPr>
+            <w:r>
+              <w:rPr>
+                <w:rFonts w:hint="eastAsia"/>
+                <w:vertAlign w:val="baseline"/>
+                <w:lang w:val="en-US" w:eastAsia="zh-CN"/>
+              </w:rPr>
+              <w:t>数据段名</w:t>
             </w:r>
           </w:p>
         </w:tc>
@@ -38123,19 +38098,17 @@
               <w:jc w:val="center"/>
               <w:rPr>
                 <w:rFonts w:hint="default"/>
-                <w:color w:val="FF0000"/>
-                <w:vertAlign w:val="baseline"/>
-                <w:lang w:val="en-US" w:eastAsia="zh-CN"/>
-              </w:rPr>
-            </w:pPr>
-            <w:r>
-              <w:rPr>
-                <w:rFonts w:hint="eastAsia"/>
-                <w:color w:val="FF0000"/>
-                <w:vertAlign w:val="baseline"/>
-                <w:lang w:val="en-US" w:eastAsia="zh-CN"/>
-              </w:rPr>
-              <w:t>NUMBER</w:t>
+                <w:vertAlign w:val="baseline"/>
+                <w:lang w:val="en-US" w:eastAsia="zh-CN"/>
+              </w:rPr>
+            </w:pPr>
+            <w:r>
+              <w:rPr>
+                <w:rFonts w:hint="eastAsia"/>
+                <w:vertAlign w:val="baseline"/>
+                <w:lang w:val="en-US" w:eastAsia="zh-CN"/>
+              </w:rPr>
+              <w:t>类型</w:t>
             </w:r>
           </w:p>
         </w:tc>
@@ -38148,19 +38121,17 @@
               <w:jc w:val="center"/>
               <w:rPr>
                 <w:rFonts w:hint="default"/>
-                <w:color w:val="FF0000"/>
-                <w:vertAlign w:val="baseline"/>
-                <w:lang w:val="en-US" w:eastAsia="zh-CN"/>
-              </w:rPr>
-            </w:pPr>
-            <w:r>
-              <w:rPr>
-                <w:rFonts w:hint="eastAsia"/>
-                <w:color w:val="FF0000"/>
-                <w:vertAlign w:val="baseline"/>
-                <w:lang w:val="en-US" w:eastAsia="zh-CN"/>
-              </w:rPr>
-              <w:t>4</w:t>
+                <w:vertAlign w:val="baseline"/>
+                <w:lang w:val="en-US" w:eastAsia="zh-CN"/>
+              </w:rPr>
+            </w:pPr>
+            <w:r>
+              <w:rPr>
+                <w:rFonts w:hint="eastAsia"/>
+                <w:vertAlign w:val="baseline"/>
+                <w:lang w:val="en-US" w:eastAsia="zh-CN"/>
+              </w:rPr>
+              <w:t>长度</w:t>
             </w:r>
           </w:p>
         </w:tc>
@@ -38170,68 +38141,20 @@
           </w:tcPr>
           <w:p>
             <w:pPr>
-              <w:keepNext w:val="0"/>
-              <w:keepLines w:val="0"/>
-              <w:widowControl/>
-              <w:suppressLineNumbers w:val="0"/>
-              <w:jc w:val="center"/>
-              <w:rPr>
-                <w:rFonts w:hint="eastAsia"/>
-                <w:vertAlign w:val="baseline"/>
-                <w:lang w:val="en-US" w:eastAsia="zh-CN"/>
-              </w:rPr>
-            </w:pPr>
-            <w:r>
-              <w:rPr>
-                <w:rFonts w:hint="eastAsia" w:ascii="宋体" w:hAnsi="宋体" w:eastAsia="宋体" w:cs="宋体"/>
-                <w:b/>
-                <w:bCs/>
-                <w:color w:val="FF0000"/>
-                <w:kern w:val="0"/>
-                <w:sz w:val="21"/>
-                <w:szCs w:val="21"/>
-                <w:lang w:val="en-US" w:eastAsia="zh-CN" w:bidi="ar"/>
-              </w:rPr>
-              <w:t>数据表唯一编号</w:t>
-            </w:r>
-            <w:r>
-              <w:rPr>
-                <w:rFonts w:ascii="Calibri" w:hAnsi="Calibri" w:eastAsia="宋体" w:cs="Calibri"/>
-                <w:b/>
-                <w:bCs/>
-                <w:color w:val="FF0000"/>
-                <w:kern w:val="0"/>
-                <w:sz w:val="21"/>
-                <w:szCs w:val="21"/>
-                <w:lang w:val="en-US" w:eastAsia="zh-CN" w:bidi="ar"/>
-              </w:rPr>
-              <w:t>,</w:t>
-            </w:r>
-            <w:r>
-              <w:rPr>
-                <w:rFonts w:hint="eastAsia" w:ascii="宋体" w:hAnsi="宋体" w:eastAsia="宋体" w:cs="宋体"/>
-                <w:b/>
-                <w:bCs/>
-                <w:color w:val="FF0000"/>
-                <w:kern w:val="0"/>
-                <w:sz w:val="21"/>
-                <w:szCs w:val="21"/>
-                <w:lang w:val="en-US" w:eastAsia="zh-CN" w:bidi="ar"/>
-              </w:rPr>
-              <w:t xml:space="preserve">主键 </w:t>
-            </w:r>
-            <w:r>
-              <w:rPr>
-                <w:rFonts w:hint="default" w:ascii="Calibri" w:hAnsi="Calibri" w:eastAsia="宋体" w:cs="Calibri"/>
-                <w:b/>
-                <w:bCs/>
-                <w:color w:val="FF0000"/>
-                <w:kern w:val="0"/>
-                <w:sz w:val="21"/>
-                <w:szCs w:val="21"/>
-                <w:lang w:val="en-US" w:eastAsia="zh-CN" w:bidi="ar"/>
-              </w:rPr>
-              <w:t>1</w:t>
+              <w:jc w:val="center"/>
+              <w:rPr>
+                <w:rFonts w:hint="default"/>
+                <w:vertAlign w:val="baseline"/>
+                <w:lang w:val="en-US" w:eastAsia="zh-CN"/>
+              </w:rPr>
+            </w:pPr>
+            <w:r>
+              <w:rPr>
+                <w:rFonts w:hint="eastAsia"/>
+                <w:vertAlign w:val="baseline"/>
+                <w:lang w:val="en-US" w:eastAsia="zh-CN"/>
+              </w:rPr>
+              <w:t>说明</w:t>
             </w:r>
           </w:p>
         </w:tc>
@@ -38272,7 +38195,7 @@
                 <w:vertAlign w:val="baseline"/>
                 <w:lang w:val="en-US" w:eastAsia="zh-CN"/>
               </w:rPr>
-              <w:t>2</w:t>
+              <w:t>1</w:t>
             </w:r>
           </w:p>
         </w:tc>
@@ -38284,24 +38207,20 @@
             <w:pPr>
               <w:jc w:val="center"/>
               <w:rPr>
-                <w:rFonts w:hint="default" w:cstheme="minorBidi"/>
-                <w:kern w:val="2"/>
-                <w:sz w:val="21"/>
-                <w:szCs w:val="24"/>
-                <w:vertAlign w:val="baseline"/>
-                <w:lang w:val="en-US" w:eastAsia="zh-CN" w:bidi="ar-SA"/>
-              </w:rPr>
-            </w:pPr>
-            <w:r>
-              <w:rPr>
-                <w:rFonts w:hint="eastAsia" w:cstheme="minorBidi"/>
-                <w:kern w:val="2"/>
-                <w:sz w:val="21"/>
-                <w:szCs w:val="24"/>
-                <w:vertAlign w:val="baseline"/>
-                <w:lang w:val="en-US" w:eastAsia="zh-CN" w:bidi="ar-SA"/>
-              </w:rPr>
-              <w:t>SOURCE_TYPE</w:t>
+                <w:rFonts w:hint="default"/>
+                <w:color w:val="FF0000"/>
+                <w:vertAlign w:val="baseline"/>
+                <w:lang w:val="en-US" w:eastAsia="zh-CN"/>
+              </w:rPr>
+            </w:pPr>
+            <w:r>
+              <w:rPr>
+                <w:rFonts w:hint="eastAsia"/>
+                <w:color w:val="FF0000"/>
+                <w:vertAlign w:val="baseline"/>
+                <w:lang w:val="en-US" w:eastAsia="zh-CN"/>
+              </w:rPr>
+              <w:t>ID</w:t>
             </w:r>
           </w:p>
         </w:tc>
@@ -38313,24 +38232,20 @@
             <w:pPr>
               <w:jc w:val="center"/>
               <w:rPr>
-                <w:rFonts w:hint="default" w:cstheme="minorBidi"/>
-                <w:kern w:val="2"/>
-                <w:sz w:val="21"/>
-                <w:szCs w:val="24"/>
-                <w:vertAlign w:val="baseline"/>
-                <w:lang w:val="en-US" w:eastAsia="zh-CN" w:bidi="ar-SA"/>
-              </w:rPr>
-            </w:pPr>
-            <w:r>
-              <w:rPr>
-                <w:rFonts w:hint="eastAsia" w:cstheme="minorBidi"/>
-                <w:kern w:val="2"/>
-                <w:sz w:val="21"/>
-                <w:szCs w:val="24"/>
-                <w:vertAlign w:val="baseline"/>
-                <w:lang w:val="en-US" w:eastAsia="zh-CN" w:bidi="ar-SA"/>
-              </w:rPr>
-              <w:t>VARCHAR</w:t>
+                <w:rFonts w:hint="default"/>
+                <w:color w:val="FF0000"/>
+                <w:vertAlign w:val="baseline"/>
+                <w:lang w:val="en-US" w:eastAsia="zh-CN"/>
+              </w:rPr>
+            </w:pPr>
+            <w:r>
+              <w:rPr>
+                <w:rFonts w:hint="eastAsia"/>
+                <w:color w:val="FF0000"/>
+                <w:vertAlign w:val="baseline"/>
+                <w:lang w:val="en-US" w:eastAsia="zh-CN"/>
+              </w:rPr>
+              <w:t>NUMBER</w:t>
             </w:r>
           </w:p>
         </w:tc>
@@ -38342,24 +38257,20 @@
             <w:pPr>
               <w:jc w:val="center"/>
               <w:rPr>
-                <w:rFonts w:hint="default" w:cstheme="minorBidi"/>
-                <w:kern w:val="2"/>
-                <w:sz w:val="21"/>
-                <w:szCs w:val="24"/>
-                <w:vertAlign w:val="baseline"/>
-                <w:lang w:val="en-US" w:eastAsia="zh-CN" w:bidi="ar-SA"/>
-              </w:rPr>
-            </w:pPr>
-            <w:r>
-              <w:rPr>
-                <w:rFonts w:hint="eastAsia" w:cstheme="minorBidi"/>
-                <w:kern w:val="2"/>
-                <w:sz w:val="21"/>
-                <w:szCs w:val="24"/>
-                <w:vertAlign w:val="baseline"/>
-                <w:lang w:val="en-US" w:eastAsia="zh-CN" w:bidi="ar-SA"/>
-              </w:rPr>
-              <w:t>50</w:t>
+                <w:rFonts w:hint="default"/>
+                <w:color w:val="FF0000"/>
+                <w:vertAlign w:val="baseline"/>
+                <w:lang w:val="en-US" w:eastAsia="zh-CN"/>
+              </w:rPr>
+            </w:pPr>
+            <w:r>
+              <w:rPr>
+                <w:rFonts w:hint="eastAsia"/>
+                <w:color w:val="FF0000"/>
+                <w:vertAlign w:val="baseline"/>
+                <w:lang w:val="en-US" w:eastAsia="zh-CN"/>
+              </w:rPr>
+              <w:t>4</w:t>
             </w:r>
           </w:p>
         </w:tc>
@@ -38369,26 +38280,68 @@
           </w:tcPr>
           <w:p>
             <w:pPr>
-              <w:jc w:val="center"/>
-              <w:rPr>
-                <w:rFonts w:hint="default" w:cstheme="minorBidi"/>
-                <w:kern w:val="2"/>
-                <w:sz w:val="21"/>
-                <w:szCs w:val="24"/>
-                <w:vertAlign w:val="baseline"/>
-                <w:lang w:val="en-US" w:eastAsia="zh-CN" w:bidi="ar-SA"/>
-              </w:rPr>
-            </w:pPr>
-            <w:r>
-              <w:rPr>
-                <w:rFonts w:hint="eastAsia" w:cstheme="minorBidi"/>
-                <w:kern w:val="2"/>
-                <w:sz w:val="21"/>
-                <w:szCs w:val="24"/>
-                <w:vertAlign w:val="baseline"/>
-                <w:lang w:val="en-US" w:eastAsia="zh-CN" w:bidi="ar-SA"/>
-              </w:rPr>
-              <w:t>日志来源（任务/手动控制）</w:t>
+              <w:keepNext w:val="0"/>
+              <w:keepLines w:val="0"/>
+              <w:widowControl/>
+              <w:suppressLineNumbers w:val="0"/>
+              <w:jc w:val="center"/>
+              <w:rPr>
+                <w:rFonts w:hint="eastAsia"/>
+                <w:vertAlign w:val="baseline"/>
+                <w:lang w:val="en-US" w:eastAsia="zh-CN"/>
+              </w:rPr>
+            </w:pPr>
+            <w:r>
+              <w:rPr>
+                <w:rFonts w:hint="eastAsia" w:ascii="宋体" w:hAnsi="宋体" w:eastAsia="宋体" w:cs="宋体"/>
+                <w:b/>
+                <w:bCs/>
+                <w:color w:val="FF0000"/>
+                <w:kern w:val="0"/>
+                <w:sz w:val="21"/>
+                <w:szCs w:val="21"/>
+                <w:lang w:val="en-US" w:eastAsia="zh-CN" w:bidi="ar"/>
+              </w:rPr>
+              <w:t>数据表唯一编号</w:t>
+            </w:r>
+            <w:r>
+              <w:rPr>
+                <w:rFonts w:ascii="Calibri" w:hAnsi="Calibri" w:eastAsia="宋体" w:cs="Calibri"/>
+                <w:b/>
+                <w:bCs/>
+                <w:color w:val="FF0000"/>
+                <w:kern w:val="0"/>
+                <w:sz w:val="21"/>
+                <w:szCs w:val="21"/>
+                <w:lang w:val="en-US" w:eastAsia="zh-CN" w:bidi="ar"/>
+              </w:rPr>
+              <w:t>,</w:t>
+            </w:r>
+            <w:r>
+              <w:rPr>
+                <w:rFonts w:hint="eastAsia" w:ascii="宋体" w:hAnsi="宋体" w:eastAsia="宋体" w:cs="宋体"/>
+                <w:b/>
+                <w:bCs/>
+                <w:color w:val="FF0000"/>
+                <w:kern w:val="0"/>
+                <w:sz w:val="21"/>
+                <w:szCs w:val="21"/>
+                <w:lang w:val="en-US" w:eastAsia="zh-CN" w:bidi="ar"/>
+              </w:rPr>
+              <w:t xml:space="preserve">主键 </w:t>
+            </w:r>
+            <w:r>
+              <w:rPr>
+                <w:rFonts w:hint="default" w:ascii="Calibri" w:hAnsi="Calibri" w:eastAsia="宋体" w:cs="Calibri"/>
+                <w:b/>
+                <w:bCs/>
+                <w:color w:val="FF0000"/>
+                <w:kern w:val="0"/>
+                <w:sz w:val="21"/>
+                <w:szCs w:val="21"/>
+                <w:lang w:val="en-US" w:eastAsia="zh-CN" w:bidi="ar"/>
+              </w:rPr>
+              <w:t>1</w:t>
             </w:r>
           </w:p>
         </w:tc>
@@ -38413,8 +38366,29 @@
         <w:tc>
           <w:tcPr>
             <w:tcW w:w="872" w:type="dxa"/>
-            <w:shd w:val="clear" w:color="auto" w:fill="auto"/>
-            <w:vAlign w:val="top"/>
+          </w:tcPr>
+          <w:p>
+            <w:pPr>
+              <w:jc w:val="center"/>
+              <w:rPr>
+                <w:rFonts w:hint="default"/>
+                <w:vertAlign w:val="baseline"/>
+                <w:lang w:val="en-US" w:eastAsia="zh-CN"/>
+              </w:rPr>
+            </w:pPr>
+            <w:r>
+              <w:rPr>
+                <w:rFonts w:hint="eastAsia"/>
+                <w:vertAlign w:val="baseline"/>
+                <w:lang w:val="en-US" w:eastAsia="zh-CN"/>
+              </w:rPr>
+              <w:t>2</w:t>
+            </w:r>
+          </w:p>
+        </w:tc>
+        <w:tc>
+          <w:tcPr>
+            <w:tcW w:w="2470" w:type="dxa"/>
           </w:tcPr>
           <w:p>
             <w:pPr>
@@ -38437,19 +38411,27 @@
                 <w:vertAlign w:val="baseline"/>
                 <w:lang w:val="en-US" w:eastAsia="zh-CN" w:bidi="ar-SA"/>
               </w:rPr>
-              <w:t>3</w:t>
-            </w:r>
-          </w:p>
-        </w:tc>
-        <w:tc>
-          <w:tcPr>
-            <w:tcW w:w="2470" w:type="dxa"/>
-            <w:shd w:val="clear" w:color="auto" w:fill="auto"/>
-            <w:vAlign w:val="top"/>
-          </w:tcPr>
-          <w:p>
-            <w:pPr>
-              <w:jc w:val="center"/>
+              <w:t>SOURCE_TYPE</w:t>
+            </w:r>
+          </w:p>
+        </w:tc>
+        <w:tc>
+          <w:tcPr>
+            <w:tcW w:w="1140" w:type="dxa"/>
+          </w:tcPr>
+          <w:p>
+            <w:pPr>
+              <w:jc w:val="center"/>
+              <w:rPr>
+                <w:rFonts w:hint="default" w:cstheme="minorBidi"/>
+                <w:kern w:val="2"/>
+                <w:sz w:val="21"/>
+                <w:szCs w:val="24"/>
+                <w:vertAlign w:val="baseline"/>
+                <w:lang w:val="en-US" w:eastAsia="zh-CN" w:bidi="ar-SA"/>
+              </w:rPr>
+            </w:pPr>
+            <w:r>
               <w:rPr>
                 <w:rFonts w:hint="eastAsia" w:cstheme="minorBidi"/>
                 <w:kern w:val="2"/>
@@ -38458,6 +38440,25 @@
                 <w:vertAlign w:val="baseline"/>
                 <w:lang w:val="en-US" w:eastAsia="zh-CN" w:bidi="ar-SA"/>
               </w:rPr>
+              <w:t>VARCHAR</w:t>
+            </w:r>
+          </w:p>
+        </w:tc>
+        <w:tc>
+          <w:tcPr>
+            <w:tcW w:w="710" w:type="dxa"/>
+          </w:tcPr>
+          <w:p>
+            <w:pPr>
+              <w:jc w:val="center"/>
+              <w:rPr>
+                <w:rFonts w:hint="default" w:cstheme="minorBidi"/>
+                <w:kern w:val="2"/>
+                <w:sz w:val="21"/>
+                <w:szCs w:val="24"/>
+                <w:vertAlign w:val="baseline"/>
+                <w:lang w:val="en-US" w:eastAsia="zh-CN" w:bidi="ar-SA"/>
+              </w:rPr>
             </w:pPr>
             <w:r>
               <w:rPr>
@@ -38468,19 +38469,27 @@
                 <w:vertAlign w:val="baseline"/>
                 <w:lang w:val="en-US" w:eastAsia="zh-CN" w:bidi="ar-SA"/>
               </w:rPr>
-              <w:t>TASK_ID</w:t>
-            </w:r>
-          </w:p>
-        </w:tc>
-        <w:tc>
-          <w:tcPr>
-            <w:tcW w:w="1140" w:type="dxa"/>
-            <w:shd w:val="clear" w:color="auto" w:fill="auto"/>
-            <w:vAlign w:val="top"/>
-          </w:tcPr>
-          <w:p>
-            <w:pPr>
-              <w:jc w:val="center"/>
+              <w:t>50</w:t>
+            </w:r>
+          </w:p>
+        </w:tc>
+        <w:tc>
+          <w:tcPr>
+            <w:tcW w:w="3330" w:type="dxa"/>
+          </w:tcPr>
+          <w:p>
+            <w:pPr>
+              <w:jc w:val="center"/>
+              <w:rPr>
+                <w:rFonts w:hint="default" w:cstheme="minorBidi"/>
+                <w:kern w:val="2"/>
+                <w:sz w:val="21"/>
+                <w:szCs w:val="24"/>
+                <w:vertAlign w:val="baseline"/>
+                <w:lang w:val="en-US" w:eastAsia="zh-CN" w:bidi="ar-SA"/>
+              </w:rPr>
+            </w:pPr>
+            <w:r>
               <w:rPr>
                 <w:rFonts w:hint="eastAsia" w:cstheme="minorBidi"/>
                 <w:kern w:val="2"/>
@@ -38489,79 +38498,7 @@
                 <w:vertAlign w:val="baseline"/>
                 <w:lang w:val="en-US" w:eastAsia="zh-CN" w:bidi="ar-SA"/>
               </w:rPr>
-            </w:pPr>
-            <w:r>
-              <w:rPr>
-                <w:rFonts w:hint="eastAsia" w:cstheme="minorBidi"/>
-                <w:kern w:val="2"/>
-                <w:sz w:val="21"/>
-                <w:szCs w:val="24"/>
-                <w:vertAlign w:val="baseline"/>
-                <w:lang w:val="en-US" w:eastAsia="zh-CN" w:bidi="ar-SA"/>
-              </w:rPr>
-              <w:t>NUMBER</w:t>
-            </w:r>
-          </w:p>
-        </w:tc>
-        <w:tc>
-          <w:tcPr>
-            <w:tcW w:w="710" w:type="dxa"/>
-            <w:shd w:val="clear" w:color="auto" w:fill="auto"/>
-            <w:vAlign w:val="top"/>
-          </w:tcPr>
-          <w:p>
-            <w:pPr>
-              <w:jc w:val="center"/>
-              <w:rPr>
-                <w:rFonts w:hint="eastAsia" w:cstheme="minorBidi"/>
-                <w:kern w:val="2"/>
-                <w:sz w:val="21"/>
-                <w:szCs w:val="24"/>
-                <w:vertAlign w:val="baseline"/>
-                <w:lang w:val="en-US" w:eastAsia="zh-CN" w:bidi="ar-SA"/>
-              </w:rPr>
-            </w:pPr>
-            <w:r>
-              <w:rPr>
-                <w:rFonts w:hint="eastAsia" w:cstheme="minorBidi"/>
-                <w:kern w:val="2"/>
-                <w:sz w:val="21"/>
-                <w:szCs w:val="24"/>
-                <w:vertAlign w:val="baseline"/>
-                <w:lang w:val="en-US" w:eastAsia="zh-CN" w:bidi="ar-SA"/>
-              </w:rPr>
-              <w:t>4</w:t>
-            </w:r>
-          </w:p>
-        </w:tc>
-        <w:tc>
-          <w:tcPr>
-            <w:tcW w:w="3330" w:type="dxa"/>
-            <w:shd w:val="clear" w:color="auto" w:fill="auto"/>
-            <w:vAlign w:val="top"/>
-          </w:tcPr>
-          <w:p>
-            <w:pPr>
-              <w:jc w:val="center"/>
-              <w:rPr>
-                <w:rFonts w:hint="default" w:cstheme="minorBidi"/>
-                <w:kern w:val="2"/>
-                <w:sz w:val="21"/>
-                <w:szCs w:val="24"/>
-                <w:vertAlign w:val="baseline"/>
-                <w:lang w:val="en-US" w:eastAsia="zh-CN" w:bidi="ar-SA"/>
-              </w:rPr>
-            </w:pPr>
-            <w:r>
-              <w:rPr>
-                <w:rFonts w:hint="eastAsia" w:cstheme="minorBidi"/>
-                <w:kern w:val="2"/>
-                <w:sz w:val="21"/>
-                <w:szCs w:val="24"/>
-                <w:vertAlign w:val="baseline"/>
-                <w:lang w:val="en-US" w:eastAsia="zh-CN" w:bidi="ar-SA"/>
-              </w:rPr>
-              <w:t>任务ID</w:t>
+              <w:t>日志来源（任务/手动控制）</w:t>
             </w:r>
           </w:p>
         </w:tc>
@@ -38610,13 +38547,106 @@
                 <w:vertAlign w:val="baseline"/>
                 <w:lang w:val="en-US" w:eastAsia="zh-CN" w:bidi="ar-SA"/>
               </w:rPr>
+              <w:t>3</w:t>
+            </w:r>
+          </w:p>
+        </w:tc>
+        <w:tc>
+          <w:tcPr>
+            <w:tcW w:w="2470" w:type="dxa"/>
+            <w:shd w:val="clear" w:color="auto" w:fill="auto"/>
+            <w:vAlign w:val="top"/>
+          </w:tcPr>
+          <w:p>
+            <w:pPr>
+              <w:jc w:val="center"/>
+              <w:rPr>
+                <w:rFonts w:hint="eastAsia" w:cstheme="minorBidi"/>
+                <w:kern w:val="2"/>
+                <w:sz w:val="21"/>
+                <w:szCs w:val="24"/>
+                <w:vertAlign w:val="baseline"/>
+                <w:lang w:val="en-US" w:eastAsia="zh-CN" w:bidi="ar-SA"/>
+              </w:rPr>
+            </w:pPr>
+            <w:r>
+              <w:rPr>
+                <w:rFonts w:hint="eastAsia" w:cstheme="minorBidi"/>
+                <w:kern w:val="2"/>
+                <w:sz w:val="21"/>
+                <w:szCs w:val="24"/>
+                <w:vertAlign w:val="baseline"/>
+                <w:lang w:val="en-US" w:eastAsia="zh-CN" w:bidi="ar-SA"/>
+              </w:rPr>
+              <w:t>TASK_ID</w:t>
+            </w:r>
+          </w:p>
+        </w:tc>
+        <w:tc>
+          <w:tcPr>
+            <w:tcW w:w="1140" w:type="dxa"/>
+            <w:shd w:val="clear" w:color="auto" w:fill="auto"/>
+            <w:vAlign w:val="top"/>
+          </w:tcPr>
+          <w:p>
+            <w:pPr>
+              <w:jc w:val="center"/>
+              <w:rPr>
+                <w:rFonts w:hint="eastAsia" w:cstheme="minorBidi"/>
+                <w:kern w:val="2"/>
+                <w:sz w:val="21"/>
+                <w:szCs w:val="24"/>
+                <w:vertAlign w:val="baseline"/>
+                <w:lang w:val="en-US" w:eastAsia="zh-CN" w:bidi="ar-SA"/>
+              </w:rPr>
+            </w:pPr>
+            <w:r>
+              <w:rPr>
+                <w:rFonts w:hint="eastAsia" w:cstheme="minorBidi"/>
+                <w:kern w:val="2"/>
+                <w:sz w:val="21"/>
+                <w:szCs w:val="24"/>
+                <w:vertAlign w:val="baseline"/>
+                <w:lang w:val="en-US" w:eastAsia="zh-CN" w:bidi="ar-SA"/>
+              </w:rPr>
+              <w:t>NUMBER</w:t>
+            </w:r>
+          </w:p>
+        </w:tc>
+        <w:tc>
+          <w:tcPr>
+            <w:tcW w:w="710" w:type="dxa"/>
+            <w:shd w:val="clear" w:color="auto" w:fill="auto"/>
+            <w:vAlign w:val="top"/>
+          </w:tcPr>
+          <w:p>
+            <w:pPr>
+              <w:jc w:val="center"/>
+              <w:rPr>
+                <w:rFonts w:hint="eastAsia" w:cstheme="minorBidi"/>
+                <w:kern w:val="2"/>
+                <w:sz w:val="21"/>
+                <w:szCs w:val="24"/>
+                <w:vertAlign w:val="baseline"/>
+                <w:lang w:val="en-US" w:eastAsia="zh-CN" w:bidi="ar-SA"/>
+              </w:rPr>
+            </w:pPr>
+            <w:r>
+              <w:rPr>
+                <w:rFonts w:hint="eastAsia" w:cstheme="minorBidi"/>
+                <w:kern w:val="2"/>
+                <w:sz w:val="21"/>
+                <w:szCs w:val="24"/>
+                <w:vertAlign w:val="baseline"/>
+                <w:lang w:val="en-US" w:eastAsia="zh-CN" w:bidi="ar-SA"/>
+              </w:rPr>
               <w:t>4</w:t>
             </w:r>
           </w:p>
         </w:tc>
         <w:tc>
           <w:tcPr>
-            <w:tcW w:w="2470" w:type="dxa"/>
+            <w:tcW w:w="3330" w:type="dxa"/>
             <w:shd w:val="clear" w:color="auto" w:fill="auto"/>
             <w:vAlign w:val="top"/>
           </w:tcPr>
@@ -38641,100 +38671,7 @@
                 <w:vertAlign w:val="baseline"/>
                 <w:lang w:val="en-US" w:eastAsia="zh-CN" w:bidi="ar-SA"/>
               </w:rPr>
-              <w:t>DEVICE_INSTANCE_ID</w:t>
-            </w:r>
-          </w:p>
-        </w:tc>
-        <w:tc>
-          <w:tcPr>
-            <w:tcW w:w="1140" w:type="dxa"/>
-            <w:shd w:val="clear" w:color="auto" w:fill="auto"/>
-            <w:vAlign w:val="top"/>
-          </w:tcPr>
-          <w:p>
-            <w:pPr>
-              <w:jc w:val="center"/>
-              <w:rPr>
-                <w:rFonts w:hint="eastAsia" w:asciiTheme="minorHAnsi" w:hAnsiTheme="minorHAnsi" w:eastAsiaTheme="minorEastAsia" w:cstheme="minorBidi"/>
-                <w:kern w:val="2"/>
-                <w:sz w:val="21"/>
-                <w:szCs w:val="24"/>
-                <w:vertAlign w:val="baseline"/>
-                <w:lang w:val="en-US" w:eastAsia="zh-CN" w:bidi="ar-SA"/>
-              </w:rPr>
-            </w:pPr>
-            <w:r>
-              <w:rPr>
-                <w:rFonts w:hint="eastAsia" w:cstheme="minorBidi"/>
-                <w:kern w:val="2"/>
-                <w:sz w:val="21"/>
-                <w:szCs w:val="24"/>
-                <w:vertAlign w:val="baseline"/>
-                <w:lang w:val="en-US" w:eastAsia="zh-CN" w:bidi="ar-SA"/>
-              </w:rPr>
-              <w:t>NUMBER</w:t>
-            </w:r>
-          </w:p>
-        </w:tc>
-        <w:tc>
-          <w:tcPr>
-            <w:tcW w:w="710" w:type="dxa"/>
-            <w:shd w:val="clear" w:color="auto" w:fill="auto"/>
-            <w:vAlign w:val="top"/>
-          </w:tcPr>
-          <w:p>
-            <w:pPr>
-              <w:jc w:val="center"/>
-              <w:rPr>
-                <w:rFonts w:hint="eastAsia" w:asciiTheme="minorHAnsi" w:hAnsiTheme="minorHAnsi" w:eastAsiaTheme="minorEastAsia" w:cstheme="minorBidi"/>
-                <w:kern w:val="2"/>
-                <w:sz w:val="21"/>
-                <w:szCs w:val="24"/>
-                <w:vertAlign w:val="baseline"/>
-                <w:lang w:val="en-US" w:eastAsia="zh-CN" w:bidi="ar-SA"/>
-              </w:rPr>
-            </w:pPr>
-            <w:r>
-              <w:rPr>
-                <w:rFonts w:hint="eastAsia" w:cstheme="minorBidi"/>
-                <w:kern w:val="2"/>
-                <w:sz w:val="21"/>
-                <w:szCs w:val="24"/>
-                <w:vertAlign w:val="baseline"/>
-                <w:lang w:val="en-US" w:eastAsia="zh-CN" w:bidi="ar-SA"/>
-              </w:rPr>
-              <w:t>4</w:t>
-            </w:r>
-          </w:p>
-        </w:tc>
-        <w:tc>
-          <w:tcPr>
-            <w:tcW w:w="3330" w:type="dxa"/>
-            <w:shd w:val="clear" w:color="auto" w:fill="auto"/>
-            <w:vAlign w:val="top"/>
-          </w:tcPr>
-          <w:p>
-            <w:pPr>
-              <w:jc w:val="center"/>
-              <w:rPr>
-                <w:rFonts w:hint="default" w:asciiTheme="minorHAnsi" w:hAnsiTheme="minorHAnsi" w:eastAsiaTheme="minorEastAsia" w:cstheme="minorBidi"/>
-                <w:kern w:val="2"/>
-                <w:sz w:val="21"/>
-                <w:szCs w:val="24"/>
-                <w:vertAlign w:val="baseline"/>
-                <w:lang w:val="en-US" w:eastAsia="zh-CN" w:bidi="ar-SA"/>
-              </w:rPr>
-            </w:pPr>
-            <w:r>
-              <w:rPr>
-                <w:rFonts w:hint="eastAsia" w:cstheme="minorBidi"/>
-                <w:kern w:val="2"/>
-                <w:sz w:val="21"/>
-                <w:szCs w:val="24"/>
-                <w:vertAlign w:val="baseline"/>
-                <w:lang w:val="en-US" w:eastAsia="zh-CN" w:bidi="ar-SA"/>
-              </w:rPr>
-              <w:t>设备实例ID</w:t>
+              <w:t>任务ID</w:t>
             </w:r>
           </w:p>
         </w:tc>
@@ -38749,6 +38686,185 @@
             <w:insideH w:val="single" w:color="auto" w:sz="4" w:space="0"/>
             <w:insideV w:val="single" w:color="auto" w:sz="4" w:space="0"/>
           </w:tblBorders>
+          <w:tblCellMar>
+            <w:top w:w="0" w:type="dxa"/>
+            <w:left w:w="108" w:type="dxa"/>
+            <w:bottom w:w="0" w:type="dxa"/>
+            <w:right w:w="108" w:type="dxa"/>
+          </w:tblCellMar>
+        </w:tblPrEx>
+        <w:tc>
+          <w:tcPr>
+            <w:tcW w:w="872" w:type="dxa"/>
+            <w:shd w:val="clear" w:color="auto" w:fill="auto"/>
+            <w:vAlign w:val="top"/>
+          </w:tcPr>
+          <w:p>
+            <w:pPr>
+              <w:jc w:val="center"/>
+              <w:rPr>
+                <w:rFonts w:hint="default" w:cstheme="minorBidi"/>
+                <w:kern w:val="2"/>
+                <w:sz w:val="21"/>
+                <w:szCs w:val="24"/>
+                <w:vertAlign w:val="baseline"/>
+                <w:lang w:val="en-US" w:eastAsia="zh-CN" w:bidi="ar-SA"/>
+              </w:rPr>
+            </w:pPr>
+            <w:r>
+              <w:rPr>
+                <w:rFonts w:hint="eastAsia" w:cstheme="minorBidi"/>
+                <w:kern w:val="2"/>
+                <w:sz w:val="21"/>
+                <w:szCs w:val="24"/>
+                <w:vertAlign w:val="baseline"/>
+                <w:lang w:val="en-US" w:eastAsia="zh-CN" w:bidi="ar-SA"/>
+              </w:rPr>
+              <w:t>4</w:t>
+            </w:r>
+          </w:p>
+        </w:tc>
+        <w:tc>
+          <w:tcPr>
+            <w:tcW w:w="2470" w:type="dxa"/>
+            <w:shd w:val="clear" w:color="auto" w:fill="auto"/>
+            <w:vAlign w:val="top"/>
+          </w:tcPr>
+          <w:p>
+            <w:pPr>
+              <w:jc w:val="center"/>
+              <w:rPr>
+                <w:rFonts w:hint="default" w:cstheme="minorBidi"/>
+                <w:kern w:val="2"/>
+                <w:sz w:val="21"/>
+                <w:szCs w:val="24"/>
+                <w:vertAlign w:val="baseline"/>
+                <w:lang w:val="en-US" w:eastAsia="zh-CN" w:bidi="ar-SA"/>
+              </w:rPr>
+            </w:pPr>
+            <w:r>
+              <w:rPr>
+                <w:rFonts w:hint="eastAsia" w:cstheme="minorBidi"/>
+                <w:kern w:val="2"/>
+                <w:sz w:val="21"/>
+                <w:szCs w:val="24"/>
+                <w:vertAlign w:val="baseline"/>
+                <w:lang w:val="en-US" w:eastAsia="zh-CN" w:bidi="ar-SA"/>
+              </w:rPr>
+              <w:t>DEVICE_INSTANCE_ID</w:t>
+            </w:r>
+          </w:p>
+        </w:tc>
+        <w:tc>
+          <w:tcPr>
+            <w:tcW w:w="1140" w:type="dxa"/>
+            <w:shd w:val="clear" w:color="auto" w:fill="auto"/>
+            <w:vAlign w:val="top"/>
+          </w:tcPr>
+          <w:p>
+            <w:pPr>
+              <w:jc w:val="center"/>
+              <w:rPr>
+                <w:rFonts w:hint="eastAsia" w:asciiTheme="minorHAnsi" w:hAnsiTheme="minorHAnsi" w:eastAsiaTheme="minorEastAsia" w:cstheme="minorBidi"/>
+                <w:kern w:val="2"/>
+                <w:sz w:val="21"/>
+                <w:szCs w:val="24"/>
+                <w:vertAlign w:val="baseline"/>
+                <w:lang w:val="en-US" w:eastAsia="zh-CN" w:bidi="ar-SA"/>
+              </w:rPr>
+            </w:pPr>
+            <w:r>
+              <w:rPr>
+                <w:rFonts w:hint="eastAsia" w:cstheme="minorBidi"/>
+                <w:kern w:val="2"/>
+                <w:sz w:val="21"/>
+                <w:szCs w:val="24"/>
+                <w:vertAlign w:val="baseline"/>
+                <w:lang w:val="en-US" w:eastAsia="zh-CN" w:bidi="ar-SA"/>
+              </w:rPr>
+              <w:t>NUMBER</w:t>
+            </w:r>
+          </w:p>
+        </w:tc>
+        <w:tc>
+          <w:tcPr>
+            <w:tcW w:w="710" w:type="dxa"/>
+            <w:shd w:val="clear" w:color="auto" w:fill="auto"/>
+            <w:vAlign w:val="top"/>
+          </w:tcPr>
+          <w:p>
+            <w:pPr>
+              <w:jc w:val="center"/>
+              <w:rPr>
+                <w:rFonts w:hint="eastAsia" w:asciiTheme="minorHAnsi" w:hAnsiTheme="minorHAnsi" w:eastAsiaTheme="minorEastAsia" w:cstheme="minorBidi"/>
+                <w:kern w:val="2"/>
+                <w:sz w:val="21"/>
+                <w:szCs w:val="24"/>
+                <w:vertAlign w:val="baseline"/>
+                <w:lang w:val="en-US" w:eastAsia="zh-CN" w:bidi="ar-SA"/>
+              </w:rPr>
+            </w:pPr>
+            <w:r>
+              <w:rPr>
+                <w:rFonts w:hint="eastAsia" w:cstheme="minorBidi"/>
+                <w:kern w:val="2"/>
+                <w:sz w:val="21"/>
+                <w:szCs w:val="24"/>
+                <w:vertAlign w:val="baseline"/>
+                <w:lang w:val="en-US" w:eastAsia="zh-CN" w:bidi="ar-SA"/>
+              </w:rPr>
+              <w:t>4</w:t>
+            </w:r>
+          </w:p>
+        </w:tc>
+        <w:tc>
+          <w:tcPr>
+            <w:tcW w:w="3330" w:type="dxa"/>
+            <w:shd w:val="clear" w:color="auto" w:fill="auto"/>
+            <w:vAlign w:val="top"/>
+          </w:tcPr>
+          <w:p>
+            <w:pPr>
+              <w:jc w:val="center"/>
+              <w:rPr>
+                <w:rFonts w:hint="default" w:asciiTheme="minorHAnsi" w:hAnsiTheme="minorHAnsi" w:eastAsiaTheme="minorEastAsia" w:cstheme="minorBidi"/>
+                <w:kern w:val="2"/>
+                <w:sz w:val="21"/>
+                <w:szCs w:val="24"/>
+                <w:vertAlign w:val="baseline"/>
+                <w:lang w:val="en-US" w:eastAsia="zh-CN" w:bidi="ar-SA"/>
+              </w:rPr>
+            </w:pPr>
+            <w:r>
+              <w:rPr>
+                <w:rFonts w:hint="eastAsia" w:cstheme="minorBidi"/>
+                <w:kern w:val="2"/>
+                <w:sz w:val="21"/>
+                <w:szCs w:val="24"/>
+                <w:vertAlign w:val="baseline"/>
+                <w:lang w:val="en-US" w:eastAsia="zh-CN" w:bidi="ar-SA"/>
+              </w:rPr>
+              <w:t>设备实例ID</w:t>
+            </w:r>
+          </w:p>
+        </w:tc>
+      </w:tr>
+      <w:tr>
+        <w:tblPrEx>
+          <w:tblBorders>
+            <w:top w:val="single" w:color="auto" w:sz="4" w:space="0"/>
+            <w:left w:val="single" w:color="auto" w:sz="4" w:space="0"/>
+            <w:bottom w:val="single" w:color="auto" w:sz="4" w:space="0"/>
+            <w:right w:val="single" w:color="auto" w:sz="4" w:space="0"/>
+            <w:insideH w:val="single" w:color="auto" w:sz="4" w:space="0"/>
+            <w:insideV w:val="single" w:color="auto" w:sz="4" w:space="0"/>
+          </w:tblBorders>
+          <w:tblCellMar>
+            <w:top w:w="0" w:type="dxa"/>
+            <w:left w:w="108" w:type="dxa"/>
+            <w:bottom w:w="0" w:type="dxa"/>
+            <w:right w:w="108" w:type="dxa"/>
+          </w:tblCellMar>
         </w:tblPrEx>
         <w:tc>
           <w:tcPr>
